--- a/docs/PaveBank_Fees_API_PRD_v2.docx
+++ b/docs/PaveBank_Fees_API_PRD_v2.docx
@@ -10836,7 +10836,19 @@
               <w:t xml:space="preserve">billID</w:t>
             </w:r>
             <w:r>
-              <w:t xml:space="preserve"> formatting, status-machine </w:t>
+              <w:t xml:space="preserve"> formatting, </w:t>
+            </w:r>
+            <w:r>
+              <w:rPr>
+                <w:rFonts w:ascii="Consolas" w:cs="Consolas" w:eastAsia="Consolas" w:hAnsi="Consolas"/>
+                <w:color w:val="9B2D30"/>
+                <w:sz w:val="20"/>
+                <w:szCs w:val="20"/>
+              </w:rPr>
+              <w:t xml:space="preserve">BillStatus.String()</w:t>
+            </w:r>
+            <w:r>
+              <w:t xml:space="preserve"> enum→string projection, status-machine </w:t>
             </w:r>
             <w:r>
               <w:rPr>
@@ -10858,6 +10870,30 @@
                 <w:szCs w:val="20"/>
               </w:rPr>
               <w:t xml:space="preserve">ledgerRow</w:t>
+            </w:r>
+            <w:r>
+              <w:t xml:space="preserve">/</w:t>
+            </w:r>
+            <w:r>
+              <w:rPr>
+                <w:rFonts w:ascii="Consolas" w:cs="Consolas" w:eastAsia="Consolas" w:hAnsi="Consolas"/>
+                <w:color w:val="9B2D30"/>
+                <w:sz w:val="20"/>
+                <w:szCs w:val="20"/>
+              </w:rPr>
+              <w:t xml:space="preserve">toView</w:t>
+            </w:r>
+            <w:r>
+              <w:t xml:space="preserve">/</w:t>
+            </w:r>
+            <w:r>
+              <w:rPr>
+                <w:rFonts w:ascii="Consolas" w:cs="Consolas" w:eastAsia="Consolas" w:hAnsi="Consolas"/>
+                <w:color w:val="9B2D30"/>
+                <w:sz w:val="20"/>
+                <w:szCs w:val="20"/>
+              </w:rPr>
+              <w:t xml:space="preserve">carryForward</w:t>
             </w:r>
             <w:r>
               <w:t xml:space="preserve"> mapping. Pure functions, no I/O. (The currency-match rule is covered in the workflow-test row, since it lives in the Update validator.)</w:t>
@@ -13136,10 +13172,210 @@
                 <w:b/>
                 <w:bCs/>
               </w:rPr>
-              <w:t xml:space="preserve">Pure helpers</w:t>
-            </w:r>
-            <w:r>
-              <w:t xml:space="preserve">: </w:t>
+              <w:t xml:space="preserve">Domain vocabulary — types + pure helpers</w:t>
+            </w:r>
+            <w:r>
+              <w:t xml:space="preserve"> (no workflow/activity logic yet, mirroring </w:t>
+            </w:r>
+            <w:r>
+              <w:rPr>
+                <w:rFonts w:ascii="Consolas" w:cs="Consolas" w:eastAsia="Consolas" w:hAnsi="Consolas"/>
+                <w:color w:val="9B2D30"/>
+                <w:sz w:val="20"/>
+                <w:szCs w:val="20"/>
+              </w:rPr>
+              <w:t xml:space="preserve">workflow.go</w:t>
+            </w:r>
+            <w:r>
+              <w:t xml:space="preserve">). </w:t>
+            </w:r>
+            <w:r>
+              <w:rPr>
+                <w:b/>
+                <w:bCs/>
+              </w:rPr>
+              <w:t xml:space="preserve">Types:</w:t>
+            </w:r>
+            <w:r>
+              <w:t xml:space="preserve"> </w:t>
+            </w:r>
+            <w:r>
+              <w:rPr>
+                <w:rFonts w:ascii="Consolas" w:cs="Consolas" w:eastAsia="Consolas" w:hAnsi="Consolas"/>
+                <w:color w:val="9B2D30"/>
+                <w:sz w:val="20"/>
+                <w:szCs w:val="20"/>
+              </w:rPr>
+              <w:t xml:space="preserve">BillStatus</w:t>
+            </w:r>
+            <w:r>
+              <w:t xml:space="preserve"> (enum </w:t>
+            </w:r>
+            <w:r>
+              <w:rPr>
+                <w:rFonts w:ascii="Consolas" w:cs="Consolas" w:eastAsia="Consolas" w:hAnsi="Consolas"/>
+                <w:color w:val="9B2D30"/>
+                <w:sz w:val="20"/>
+                <w:szCs w:val="20"/>
+              </w:rPr>
+              <w:t xml:space="preserve">OPEN</w:t>
+            </w:r>
+            <w:r>
+              <w:t xml:space="preserve">/</w:t>
+            </w:r>
+            <w:r>
+              <w:rPr>
+                <w:rFonts w:ascii="Consolas" w:cs="Consolas" w:eastAsia="Consolas" w:hAnsi="Consolas"/>
+                <w:color w:val="9B2D30"/>
+                <w:sz w:val="20"/>
+                <w:szCs w:val="20"/>
+              </w:rPr>
+              <w:t xml:space="preserve">DRAINING</w:t>
+            </w:r>
+            <w:r>
+              <w:t xml:space="preserve">/</w:t>
+            </w:r>
+            <w:r>
+              <w:rPr>
+                <w:rFonts w:ascii="Consolas" w:cs="Consolas" w:eastAsia="Consolas" w:hAnsi="Consolas"/>
+                <w:color w:val="9B2D30"/>
+                <w:sz w:val="20"/>
+                <w:szCs w:val="20"/>
+              </w:rPr>
+              <w:t xml:space="preserve">CLOSING</w:t>
+            </w:r>
+            <w:r>
+              <w:t xml:space="preserve">/</w:t>
+            </w:r>
+            <w:r>
+              <w:rPr>
+                <w:rFonts w:ascii="Consolas" w:cs="Consolas" w:eastAsia="Consolas" w:hAnsi="Consolas"/>
+                <w:color w:val="9B2D30"/>
+                <w:sz w:val="20"/>
+                <w:szCs w:val="20"/>
+              </w:rPr>
+              <w:t xml:space="preserve">CLOSED</w:t>
+            </w:r>
+            <w:r>
+              <w:t xml:space="preserve"> + </w:t>
+            </w:r>
+            <w:r>
+              <w:rPr>
+                <w:rFonts w:ascii="Consolas" w:cs="Consolas" w:eastAsia="Consolas" w:hAnsi="Consolas"/>
+                <w:color w:val="9B2D30"/>
+                <w:sz w:val="20"/>
+                <w:szCs w:val="20"/>
+              </w:rPr>
+              <w:t xml:space="preserve">String()</w:t>
+            </w:r>
+            <w:r>
+              <w:t xml:space="preserve"> + </w:t>
+            </w:r>
+            <w:r>
+              <w:rPr>
+                <w:rFonts w:ascii="Consolas" w:cs="Consolas" w:eastAsia="Consolas" w:hAnsi="Consolas"/>
+                <w:color w:val="9B2D30"/>
+                <w:sz w:val="20"/>
+                <w:szCs w:val="20"/>
+              </w:rPr>
+              <w:t xml:space="preserve">acceptsAccruals()</w:t>
+            </w:r>
+            <w:r>
+              <w:t xml:space="preserve">), </w:t>
+            </w:r>
+            <w:r>
+              <w:rPr>
+                <w:rFonts w:ascii="Consolas" w:cs="Consolas" w:eastAsia="Consolas" w:hAnsi="Consolas"/>
+                <w:color w:val="9B2D30"/>
+                <w:sz w:val="20"/>
+                <w:szCs w:val="20"/>
+              </w:rPr>
+              <w:t xml:space="preserve">LineItem</w:t>
+            </w:r>
+            <w:r>
+              <w:t xml:space="preserve">, </w:t>
+            </w:r>
+            <w:r>
+              <w:rPr>
+                <w:rFonts w:ascii="Consolas" w:cs="Consolas" w:eastAsia="Consolas" w:hAnsi="Consolas"/>
+                <w:color w:val="9B2D30"/>
+                <w:sz w:val="20"/>
+                <w:szCs w:val="20"/>
+              </w:rPr>
+              <w:t xml:space="preserve">LineItemResult</w:t>
+            </w:r>
+            <w:r>
+              <w:t xml:space="preserve">, </w:t>
+            </w:r>
+            <w:r>
+              <w:rPr>
+                <w:rFonts w:ascii="Consolas" w:cs="Consolas" w:eastAsia="Consolas" w:hAnsi="Consolas"/>
+                <w:color w:val="9B2D30"/>
+                <w:sz w:val="20"/>
+                <w:szCs w:val="20"/>
+              </w:rPr>
+              <w:t xml:space="preserve">CloseSignal</w:t>
+            </w:r>
+            <w:r>
+              <w:t xml:space="preserve">, </w:t>
+            </w:r>
+            <w:r>
+              <w:rPr>
+                <w:rFonts w:ascii="Consolas" w:cs="Consolas" w:eastAsia="Consolas" w:hAnsi="Consolas"/>
+                <w:color w:val="9B2D30"/>
+                <w:sz w:val="20"/>
+                <w:szCs w:val="20"/>
+              </w:rPr>
+              <w:t xml:space="preserve">BillInput</w:t>
+            </w:r>
+            <w:r>
+              <w:t xml:space="preserve">, </w:t>
+            </w:r>
+            <w:r>
+              <w:rPr>
+                <w:rFonts w:ascii="Consolas" w:cs="Consolas" w:eastAsia="Consolas" w:hAnsi="Consolas"/>
+                <w:color w:val="9B2D30"/>
+                <w:sz w:val="20"/>
+                <w:szCs w:val="20"/>
+              </w:rPr>
+              <w:t xml:space="preserve">BillView</w:t>
+            </w:r>
+            <w:r>
+              <w:t xml:space="preserve">, </w:t>
+            </w:r>
+            <w:r>
+              <w:rPr>
+                <w:rFonts w:ascii="Consolas" w:cs="Consolas" w:eastAsia="Consolas" w:hAnsi="Consolas"/>
+                <w:color w:val="9B2D30"/>
+                <w:sz w:val="20"/>
+                <w:szCs w:val="20"/>
+              </w:rPr>
+              <w:t xml:space="preserve">BillState</w:t>
+            </w:r>
+            <w:r>
+              <w:t xml:space="preserve">, </w:t>
+            </w:r>
+            <w:r>
+              <w:rPr>
+                <w:rFonts w:ascii="Consolas" w:cs="Consolas" w:eastAsia="Consolas" w:hAnsi="Consolas"/>
+                <w:color w:val="9B2D30"/>
+                <w:sz w:val="20"/>
+                <w:szCs w:val="20"/>
+              </w:rPr>
+              <w:t xml:space="preserve">LedgerRow</w:t>
+            </w:r>
+            <w:r>
+              <w:t xml:space="preserve">. </w:t>
+            </w:r>
+            <w:r>
+              <w:rPr>
+                <w:b/>
+                <w:bCs/>
+              </w:rPr>
+              <w:t xml:space="preserve">Pure functions:</w:t>
+            </w:r>
+            <w:r>
+              <w:t xml:space="preserve"> </w:t>
             </w:r>
             <w:r>
               <w:rPr>
@@ -13172,10 +13408,46 @@
                 <w:sz w:val="20"/>
                 <w:szCs w:val="20"/>
               </w:rPr>
+              <w:t xml:space="preserve">newBillState</w:t>
+            </w:r>
+            <w:r>
+              <w:t xml:space="preserve">, </w:t>
+            </w:r>
+            <w:r>
+              <w:rPr>
+                <w:rFonts w:ascii="Consolas" w:cs="Consolas" w:eastAsia="Consolas" w:hAnsi="Consolas"/>
+                <w:color w:val="9B2D30"/>
+                <w:sz w:val="20"/>
+                <w:szCs w:val="20"/>
+              </w:rPr>
+              <w:t xml:space="preserve">toView</w:t>
+            </w:r>
+            <w:r>
+              <w:t xml:space="preserve">, </w:t>
+            </w:r>
+            <w:r>
+              <w:rPr>
+                <w:rFonts w:ascii="Consolas" w:cs="Consolas" w:eastAsia="Consolas" w:hAnsi="Consolas"/>
+                <w:color w:val="9B2D30"/>
+                <w:sz w:val="20"/>
+                <w:szCs w:val="20"/>
+              </w:rPr>
+              <w:t xml:space="preserve">carryForward</w:t>
+            </w:r>
+            <w:r>
+              <w:t xml:space="preserve">, </w:t>
+            </w:r>
+            <w:r>
+              <w:rPr>
+                <w:rFonts w:ascii="Consolas" w:cs="Consolas" w:eastAsia="Consolas" w:hAnsi="Consolas"/>
+                <w:color w:val="9B2D30"/>
+                <w:sz w:val="20"/>
+                <w:szCs w:val="20"/>
+              </w:rPr>
               <w:t xml:space="preserve">ledgerRow</w:t>
             </w:r>
             <w:r>
-              <w:t xml:space="preserve"> — deterministic, replay-safe, no I/O. Amounts are raw </w:t>
+              <w:t xml:space="preserve"> — all deterministic, replay-safe, no I/O. Amounts are raw </w:t>
             </w:r>
             <w:r>
               <w:rPr>
@@ -13228,9 +13500,57 @@
                 <w:sz w:val="20"/>
                 <w:szCs w:val="20"/>
               </w:rPr>
+              <w:t xml:space="preserve">acceptsAccruals()</w:t>
+            </w:r>
+            <w:r>
+              <w:t xml:space="preserve"> transitions per status, </w:t>
+            </w:r>
+            <w:r>
+              <w:rPr>
+                <w:rFonts w:ascii="Consolas" w:cs="Consolas" w:eastAsia="Consolas" w:hAnsi="Consolas"/>
+                <w:color w:val="9B2D30"/>
+                <w:sz w:val="20"/>
+                <w:szCs w:val="20"/>
+              </w:rPr>
+              <w:t xml:space="preserve">String()</w:t>
+            </w:r>
+            <w:r>
+              <w:t xml:space="preserve"> enum→string projection, </w:t>
+            </w:r>
+            <w:r>
+              <w:rPr>
+                <w:rFonts w:ascii="Consolas" w:cs="Consolas" w:eastAsia="Consolas" w:hAnsi="Consolas"/>
+                <w:color w:val="9B2D30"/>
+                <w:sz w:val="20"/>
+                <w:szCs w:val="20"/>
+              </w:rPr>
               <w:t xml:space="preserve">ledgerRow</w:t>
             </w:r>
             <w:r>
+              <w:t xml:space="preserve">/</w:t>
+            </w:r>
+            <w:r>
+              <w:rPr>
+                <w:rFonts w:ascii="Consolas" w:cs="Consolas" w:eastAsia="Consolas" w:hAnsi="Consolas"/>
+                <w:color w:val="9B2D30"/>
+                <w:sz w:val="20"/>
+                <w:szCs w:val="20"/>
+              </w:rPr>
+              <w:t xml:space="preserve">toView</w:t>
+            </w:r>
+            <w:r>
+              <w:t xml:space="preserve">/</w:t>
+            </w:r>
+            <w:r>
+              <w:rPr>
+                <w:rFonts w:ascii="Consolas" w:cs="Consolas" w:eastAsia="Consolas" w:hAnsi="Consolas"/>
+                <w:color w:val="9B2D30"/>
+                <w:sz w:val="20"/>
+                <w:szCs w:val="20"/>
+              </w:rPr>
+              <w:t xml:space="preserve">carryForward</w:t>
+            </w:r>
+            <w:r>
               <w:t xml:space="preserve"> field mapping.</w:t>
             </w:r>
           </w:p>
@@ -13251,7 +13571,7 @@
               <w:spacing w:after="0" w:line="252"/>
             </w:pPr>
             <w:r>
-              <w:t xml:space="preserve">All pure-function unit tests green.</w:t>
+              <w:t xml:space="preserve">All pure-function unit tests green; every type compiles and is consumed by Steps 5–6 without circular imports.</w:t>
             </w:r>
           </w:p>
         </w:tc>
@@ -16875,7 +17195,19 @@
                 <w:sz w:val="20"/>
                 <w:szCs w:val="20"/>
               </w:rPr>
-              <w:t xml:space="preserve">acceptsAccruals</w:t>
+              <w:t xml:space="preserve">String()</w:t>
+            </w:r>
+            <w:r>
+              <w:t xml:space="preserve">, </w:t>
+            </w:r>
+            <w:r>
+              <w:rPr>
+                <w:rFonts w:ascii="Consolas" w:cs="Consolas" w:eastAsia="Consolas" w:hAnsi="Consolas"/>
+                <w:color w:val="9B2D30"/>
+                <w:sz w:val="20"/>
+                <w:szCs w:val="20"/>
+              </w:rPr>
+              <w:t xml:space="preserve">acceptsAccruals()</w:t>
             </w:r>
             <w:r>
               <w:t xml:space="preserve">), </w:t>
@@ -16986,7 +17318,19 @@
               <w:t xml:space="preserve">carryForward</w:t>
             </w:r>
             <w:r>
-              <w:t xml:space="preserve">). </w:t>
+              <w:t xml:space="preserve">), </w:t>
+            </w:r>
+            <w:r>
+              <w:rPr>
+                <w:rFonts w:ascii="Consolas" w:cs="Consolas" w:eastAsia="Consolas" w:hAnsi="Consolas"/>
+                <w:color w:val="9B2D30"/>
+                <w:sz w:val="20"/>
+                <w:szCs w:val="20"/>
+              </w:rPr>
+              <w:t xml:space="preserve">LedgerRow</w:t>
+            </w:r>
+            <w:r>
+              <w:t xml:space="preserve"> (the Activity's input row). </w:t>
             </w:r>
             <w:r>
               <w:rPr>
@@ -19355,7 +19699,7 @@
                 <w:sz w:val="18"/>
                 <w:szCs w:val="18"/>
               </w:rPr>
-              <w:t xml:space="preserve">├── types.go                   # DOMAIN types (no JSON tags): LineItem, BillInput, BillView, BillState</w:t>
+              <w:t xml:space="preserve">├── types.go                   # DOMAIN types (no JSON tags): BillStatus, LineItem, BillState, LedgerRow</w:t>
             </w:r>
           </w:p>
           <w:p>
